--- a/DocDemo.docx
+++ b/DocDemo.docx
@@ -5,15 +5,45 @@
     <w:p/>
     <w:p>
       <w:r>
-        <w:t>El vídeo proporciona una manera eficaz para ayudarle a demostrar el punto. Cuando haga clic en Vídeo en línea, puede pegar el código para insertar del vídeo que desea agregar. También puede escribir una palabra clave para buscar en línea el vídeo que mejor se adapte a su documento.</w:t>
+        <w:t xml:space="preserve">El vídeo proporciona una manera eficaz para ayudarle a demostrar el punto. Cuando haga clic </w:t>
+      </w:r>
+      <w:proofErr w:type="gramStart"/>
+      <w:r>
+        <w:t>en  mejor</w:t>
+      </w:r>
+      <w:proofErr w:type="gramEnd"/>
+      <w:r>
+        <w:t xml:space="preserve"> se adapte a su documento.</w:t>
       </w:r>
     </w:p>
     <w:p/>
+    <w:p>
+      <w:proofErr w:type="spellStart"/>
+      <w:r>
+        <w:t>Aaaaaaaaaa</w:t>
+      </w:r>
+      <w:proofErr w:type="spellEnd"/>
+    </w:p>
+    <w:p>
+      <w:proofErr w:type="spellStart"/>
+      <w:r>
+        <w:t>Bbbbbbbbb</w:t>
+      </w:r>
+      <w:proofErr w:type="spellEnd"/>
+    </w:p>
+    <w:p>
+      <w:proofErr w:type="spellStart"/>
+      <w:r>
+        <w:t>Cccccccccc</w:t>
+      </w:r>
+      <w:proofErr w:type="spellEnd"/>
+    </w:p>
     <w:p/>
     <w:p>
       <w:bookmarkStart w:id="0" w:name="_GoBack"/>
       <w:bookmarkEnd w:id="0"/>
     </w:p>
+    <w:p/>
     <w:p/>
     <w:p/>
     <w:p/>
